--- a/tables/b_WCEN_EPISODICTOT.docx
+++ b/tables/b_WCEN_EPISODICTOT.docx
@@ -19,1017 +19,1677 @@
         <w:t xml:space="preserve"> </w:t>
       </w:r>
       <w:r>
-        <w:t xml:space="preserve">% Tue Jul 26 16:09:17 2022</w:t>
-      </w:r>
-      <w:r>
-        <w:t xml:space="preserve"> </w:t>
-      </w:r>
-      <w:r>
-        <w:t xml:space="preserve">[1]</w:t>
-      </w:r>
-      <w:r>
-        <w:t xml:space="preserve"> </w:t>
-      </w:r>
-      <w:r>
-        <w:t xml:space="preserve">“</w:t>
-      </w:r>
-      <w:r>
-        <w:t xml:space="preserve">——————————————————————————————————————————————-</w:t>
-      </w:r>
-      <w:r>
-        <w:t xml:space="preserve">Parcel Label Estimate [95% CI] Location</w:t>
-      </w:r>
-      <w:r>
-        <w:t xml:space="preserve"> </w:t>
-      </w:r>
-      <w:r>
-        <w:t xml:space="preserve">———— ————————- ————————- ————————————————————————–</w:t>
-      </w:r>
-      <w:r>
-        <w:t xml:space="preserve">DorsAttn Post 6 -0.032 [-0.058, -0.006]</w:t>
-      </w:r>
-      <w:r>
-        <w:t xml:space="preserve"> </w:t>
-      </w:r>
-      <w:r>
-        <w:drawing>
-          <wp:inline>
-            <wp:extent cx="984738" cy="666686"/>
-            <wp:effectExtent b="0" l="0" r="0" t="0"/>
-            <wp:docPr descr="" title="" id="1" name="Picture"/>
-            <a:graphic>
-              <a:graphicData uri="http://schemas.openxmlformats.org/drawingml/2006/picture">
-                <pic:pic>
-                  <pic:nvPicPr>
-                    <pic:cNvPr descr="plots/parcel_icons/7Networks_LH_DorsAttn_Post_6_lateral.png" id="0" name="Picture"/>
-                    <pic:cNvPicPr>
-                      <a:picLocks noChangeArrowheads="1" noChangeAspect="1"/>
-                    </pic:cNvPicPr>
-                  </pic:nvPicPr>
-                  <pic:blipFill>
-                    <a:blip r:embed="rId20"/>
-                    <a:stretch>
-                      <a:fillRect/>
-                    </a:stretch>
-                  </pic:blipFill>
-                  <pic:spPr bwMode="auto">
-                    <a:xfrm>
-                      <a:off x="0" y="0"/>
-                      <a:ext cx="984738" cy="666686"/>
-                    </a:xfrm>
-                    <a:prstGeom prst="rect">
-                      <a:avLst/>
-                    </a:prstGeom>
-                    <a:noFill/>
-                    <a:ln w="9525">
-                      <a:noFill/>
-                      <a:headEnd/>
-                      <a:tailEnd/>
-                    </a:ln>
-                  </pic:spPr>
-                </pic:pic>
-              </a:graphicData>
-            </a:graphic>
-          </wp:inline>
-        </w:drawing>
-      </w:r>
-      <w:r>
-        <w:t xml:space="preserve"> </w:t>
-      </w:r>
-      <w:r>
-        <w:t xml:space="preserve">DorsAttn Post 12 -0.029 [-0.049, -0.008]</w:t>
-      </w:r>
-      <w:r>
-        <w:t xml:space="preserve"> </w:t>
-      </w:r>
-      <w:r>
-        <w:drawing>
-          <wp:inline>
-            <wp:extent cx="984738" cy="666686"/>
-            <wp:effectExtent b="0" l="0" r="0" t="0"/>
-            <wp:docPr descr="" title="" id="1" name="Picture"/>
-            <a:graphic>
-              <a:graphicData uri="http://schemas.openxmlformats.org/drawingml/2006/picture">
-                <pic:pic>
-                  <pic:nvPicPr>
-                    <pic:cNvPr descr="plots/parcel_icons/7Networks_LH_DorsAttn_Post_12_lateral.png" id="0" name="Picture"/>
-                    <pic:cNvPicPr>
-                      <a:picLocks noChangeArrowheads="1" noChangeAspect="1"/>
-                    </pic:cNvPicPr>
-                  </pic:nvPicPr>
-                  <pic:blipFill>
-                    <a:blip r:embed="rId21"/>
-                    <a:stretch>
-                      <a:fillRect/>
-                    </a:stretch>
-                  </pic:blipFill>
-                  <pic:spPr bwMode="auto">
-                    <a:xfrm>
-                      <a:off x="0" y="0"/>
-                      <a:ext cx="984738" cy="666686"/>
-                    </a:xfrm>
-                    <a:prstGeom prst="rect">
-                      <a:avLst/>
-                    </a:prstGeom>
-                    <a:noFill/>
-                    <a:ln w="9525">
-                      <a:noFill/>
-                      <a:headEnd/>
-                      <a:tailEnd/>
-                    </a:ln>
-                  </pic:spPr>
-                </pic:pic>
-              </a:graphicData>
-            </a:graphic>
-          </wp:inline>
-        </w:drawing>
-      </w:r>
-      <w:r>
-        <w:t xml:space="preserve"> </w:t>
-      </w:r>
-      <w:r>
-        <w:t xml:space="preserve">SalVentAttn ParOper 3 -0.042 [-0.069, -0.016]</w:t>
-      </w:r>
-      <w:r>
-        <w:t xml:space="preserve"> </w:t>
-      </w:r>
-      <w:r>
-        <w:drawing>
-          <wp:inline>
-            <wp:extent cx="984738" cy="666686"/>
-            <wp:effectExtent b="0" l="0" r="0" t="0"/>
-            <wp:docPr descr="" title="" id="1" name="Picture"/>
-            <a:graphic>
-              <a:graphicData uri="http://schemas.openxmlformats.org/drawingml/2006/picture">
-                <pic:pic>
-                  <pic:nvPicPr>
-                    <pic:cNvPr descr="plots/parcel_icons/7Networks_LH_SalVentAttn_ParOper_3_lateral.png" id="0" name="Picture"/>
-                    <pic:cNvPicPr>
-                      <a:picLocks noChangeArrowheads="1" noChangeAspect="1"/>
-                    </pic:cNvPicPr>
-                  </pic:nvPicPr>
-                  <pic:blipFill>
-                    <a:blip r:embed="rId22"/>
-                    <a:stretch>
-                      <a:fillRect/>
-                    </a:stretch>
-                  </pic:blipFill>
-                  <pic:spPr bwMode="auto">
-                    <a:xfrm>
-                      <a:off x="0" y="0"/>
-                      <a:ext cx="984738" cy="666686"/>
-                    </a:xfrm>
-                    <a:prstGeom prst="rect">
-                      <a:avLst/>
-                    </a:prstGeom>
-                    <a:noFill/>
-                    <a:ln w="9525">
-                      <a:noFill/>
-                      <a:headEnd/>
-                      <a:tailEnd/>
-                    </a:ln>
-                  </pic:spPr>
-                </pic:pic>
-              </a:graphicData>
-            </a:graphic>
-          </wp:inline>
-        </w:drawing>
-      </w:r>
-      <w:r>
-        <w:t xml:space="preserve"> </w:t>
-      </w:r>
-      <w:r>
-        <w:t xml:space="preserve">SalVentAttn FrOperIns 5 -0.044 [-0.072, -0.015]</w:t>
-      </w:r>
-      <w:r>
-        <w:t xml:space="preserve"> </w:t>
-      </w:r>
-      <w:r>
-        <w:drawing>
-          <wp:inline>
-            <wp:extent cx="984738" cy="666686"/>
-            <wp:effectExtent b="0" l="0" r="0" t="0"/>
-            <wp:docPr descr="" title="" id="1" name="Picture"/>
-            <a:graphic>
-              <a:graphicData uri="http://schemas.openxmlformats.org/drawingml/2006/picture">
-                <pic:pic>
-                  <pic:nvPicPr>
-                    <pic:cNvPr descr="plots/parcel_icons/7Networks_LH_SalVentAttn_FrOperIns_5_lateral.png" id="0" name="Picture"/>
-                    <pic:cNvPicPr>
-                      <a:picLocks noChangeArrowheads="1" noChangeAspect="1"/>
-                    </pic:cNvPicPr>
-                  </pic:nvPicPr>
-                  <pic:blipFill>
-                    <a:blip r:embed="rId23"/>
-                    <a:stretch>
-                      <a:fillRect/>
-                    </a:stretch>
-                  </pic:blipFill>
-                  <pic:spPr bwMode="auto">
-                    <a:xfrm>
-                      <a:off x="0" y="0"/>
-                      <a:ext cx="984738" cy="666686"/>
-                    </a:xfrm>
-                    <a:prstGeom prst="rect">
-                      <a:avLst/>
-                    </a:prstGeom>
-                    <a:noFill/>
-                    <a:ln w="9525">
-                      <a:noFill/>
-                      <a:headEnd/>
-                      <a:tailEnd/>
-                    </a:ln>
-                  </pic:spPr>
-                </pic:pic>
-              </a:graphicData>
-            </a:graphic>
-          </wp:inline>
-        </w:drawing>
-      </w:r>
-      <w:r>
-        <w:t xml:space="preserve"> </w:t>
-      </w:r>
-      <w:r>
-        <w:t xml:space="preserve">SalVentAttn Med 2 -0.035 [-0.061, -0.008]</w:t>
-      </w:r>
-      <w:r>
-        <w:t xml:space="preserve"> </w:t>
-      </w:r>
-      <w:r>
-        <w:drawing>
-          <wp:inline>
-            <wp:extent cx="984738" cy="666686"/>
-            <wp:effectExtent b="0" l="0" r="0" t="0"/>
-            <wp:docPr descr="" title="" id="1" name="Picture"/>
-            <a:graphic>
-              <a:graphicData uri="http://schemas.openxmlformats.org/drawingml/2006/picture">
-                <pic:pic>
-                  <pic:nvPicPr>
-                    <pic:cNvPr descr="plots/parcel_icons/7Networks_LH_SalVentAttn_Med_2_medial.png" id="0" name="Picture"/>
-                    <pic:cNvPicPr>
-                      <a:picLocks noChangeArrowheads="1" noChangeAspect="1"/>
-                    </pic:cNvPicPr>
-                  </pic:nvPicPr>
-                  <pic:blipFill>
-                    <a:blip r:embed="rId24"/>
-                    <a:stretch>
-                      <a:fillRect/>
-                    </a:stretch>
-                  </pic:blipFill>
-                  <pic:spPr bwMode="auto">
-                    <a:xfrm>
-                      <a:off x="0" y="0"/>
-                      <a:ext cx="984738" cy="666686"/>
-                    </a:xfrm>
-                    <a:prstGeom prst="rect">
-                      <a:avLst/>
-                    </a:prstGeom>
-                    <a:noFill/>
-                    <a:ln w="9525">
-                      <a:noFill/>
-                      <a:headEnd/>
-                      <a:tailEnd/>
-                    </a:ln>
-                  </pic:spPr>
-                </pic:pic>
-              </a:graphicData>
-            </a:graphic>
-          </wp:inline>
-        </w:drawing>
-      </w:r>
-      <w:r>
-        <w:t xml:space="preserve"> </w:t>
-      </w:r>
-      <w:r>
-        <w:t xml:space="preserve">Default PFC 16 0.047 [ 0.022, 0.073]</w:t>
-      </w:r>
-      <w:r>
-        <w:t xml:space="preserve"> </w:t>
-      </w:r>
-      <w:r>
-        <w:drawing>
-          <wp:inline>
-            <wp:extent cx="984738" cy="666686"/>
-            <wp:effectExtent b="0" l="0" r="0" t="0"/>
-            <wp:docPr descr="" title="" id="1" name="Picture"/>
-            <a:graphic>
-              <a:graphicData uri="http://schemas.openxmlformats.org/drawingml/2006/picture">
-                <pic:pic>
-                  <pic:nvPicPr>
-                    <pic:cNvPr descr="plots/parcel_icons/7Networks_LH_Default_PFC_16_lateral.png" id="0" name="Picture"/>
-                    <pic:cNvPicPr>
-                      <a:picLocks noChangeArrowheads="1" noChangeAspect="1"/>
-                    </pic:cNvPicPr>
-                  </pic:nvPicPr>
-                  <pic:blipFill>
-                    <a:blip r:embed="rId25"/>
-                    <a:stretch>
-                      <a:fillRect/>
-                    </a:stretch>
-                  </pic:blipFill>
-                  <pic:spPr bwMode="auto">
-                    <a:xfrm>
-                      <a:off x="0" y="0"/>
-                      <a:ext cx="984738" cy="666686"/>
-                    </a:xfrm>
-                    <a:prstGeom prst="rect">
-                      <a:avLst/>
-                    </a:prstGeom>
-                    <a:noFill/>
-                    <a:ln w="9525">
-                      <a:noFill/>
-                      <a:headEnd/>
-                      <a:tailEnd/>
-                    </a:ln>
-                  </pic:spPr>
-                </pic:pic>
-              </a:graphicData>
-            </a:graphic>
-          </wp:inline>
-        </w:drawing>
-      </w:r>
-      <w:r>
-        <w:t xml:space="preserve"> </w:t>
-      </w:r>
-      <w:r>
-        <w:t xml:space="preserve">Default PFC 19 0.031 [ 0.010, 0.052]</w:t>
-      </w:r>
-      <w:r>
-        <w:t xml:space="preserve"> </w:t>
-      </w:r>
-      <w:r>
-        <w:drawing>
-          <wp:inline>
-            <wp:extent cx="984738" cy="666686"/>
-            <wp:effectExtent b="0" l="0" r="0" t="0"/>
-            <wp:docPr descr="" title="" id="1" name="Picture"/>
-            <a:graphic>
-              <a:graphicData uri="http://schemas.openxmlformats.org/drawingml/2006/picture">
-                <pic:pic>
-                  <pic:nvPicPr>
-                    <pic:cNvPr descr="plots/parcel_icons/7Networks_LH_Default_PFC_19_lateral.png" id="0" name="Picture"/>
-                    <pic:cNvPicPr>
-                      <a:picLocks noChangeArrowheads="1" noChangeAspect="1"/>
-                    </pic:cNvPicPr>
-                  </pic:nvPicPr>
-                  <pic:blipFill>
-                    <a:blip r:embed="rId26"/>
-                    <a:stretch>
-                      <a:fillRect/>
-                    </a:stretch>
-                  </pic:blipFill>
-                  <pic:spPr bwMode="auto">
-                    <a:xfrm>
-                      <a:off x="0" y="0"/>
-                      <a:ext cx="984738" cy="666686"/>
-                    </a:xfrm>
-                    <a:prstGeom prst="rect">
-                      <a:avLst/>
-                    </a:prstGeom>
-                    <a:noFill/>
-                    <a:ln w="9525">
-                      <a:noFill/>
-                      <a:headEnd/>
-                      <a:tailEnd/>
-                    </a:ln>
-                  </pic:spPr>
-                </pic:pic>
-              </a:graphicData>
-            </a:graphic>
-          </wp:inline>
-        </w:drawing>
-      </w:r>
-      <w:r>
-        <w:t xml:space="preserve"> </w:t>
-      </w:r>
-      <w:r>
-        <w:t xml:space="preserve">Default PFC 21 0.029 [ 0.007, 0.052]</w:t>
-      </w:r>
-      <w:r>
-        <w:t xml:space="preserve"> </w:t>
-      </w:r>
-      <w:r>
-        <w:drawing>
-          <wp:inline>
-            <wp:extent cx="984738" cy="666686"/>
-            <wp:effectExtent b="0" l="0" r="0" t="0"/>
-            <wp:docPr descr="" title="" id="1" name="Picture"/>
-            <a:graphic>
-              <a:graphicData uri="http://schemas.openxmlformats.org/drawingml/2006/picture">
-                <pic:pic>
-                  <pic:nvPicPr>
-                    <pic:cNvPr descr="plots/parcel_icons/7Networks_LH_Default_PFC_21_lateral.png" id="0" name="Picture"/>
-                    <pic:cNvPicPr>
-                      <a:picLocks noChangeArrowheads="1" noChangeAspect="1"/>
-                    </pic:cNvPicPr>
-                  </pic:nvPicPr>
-                  <pic:blipFill>
-                    <a:blip r:embed="rId27"/>
-                    <a:stretch>
-                      <a:fillRect/>
-                    </a:stretch>
-                  </pic:blipFill>
-                  <pic:spPr bwMode="auto">
-                    <a:xfrm>
-                      <a:off x="0" y="0"/>
-                      <a:ext cx="984738" cy="666686"/>
-                    </a:xfrm>
-                    <a:prstGeom prst="rect">
-                      <a:avLst/>
-                    </a:prstGeom>
-                    <a:noFill/>
-                    <a:ln w="9525">
-                      <a:noFill/>
-                      <a:headEnd/>
-                      <a:tailEnd/>
-                    </a:ln>
-                  </pic:spPr>
-                </pic:pic>
-              </a:graphicData>
-            </a:graphic>
-          </wp:inline>
-        </w:drawing>
-      </w:r>
-      <w:r>
-        <w:t xml:space="preserve"> </w:t>
-      </w:r>
-      <w:r>
-        <w:t xml:space="preserve">Default PFC 22 0.038 [ 0.015, 0.062]</w:t>
-      </w:r>
-      <w:r>
-        <w:t xml:space="preserve"> </w:t>
-      </w:r>
-      <w:r>
-        <w:drawing>
-          <wp:inline>
-            <wp:extent cx="984738" cy="666686"/>
-            <wp:effectExtent b="0" l="0" r="0" t="0"/>
-            <wp:docPr descr="" title="" id="1" name="Picture"/>
-            <a:graphic>
-              <a:graphicData uri="http://schemas.openxmlformats.org/drawingml/2006/picture">
-                <pic:pic>
-                  <pic:nvPicPr>
-                    <pic:cNvPr descr="plots/parcel_icons/7Networks_LH_Default_PFC_22_lateral.png" id="0" name="Picture"/>
-                    <pic:cNvPicPr>
-                      <a:picLocks noChangeArrowheads="1" noChangeAspect="1"/>
-                    </pic:cNvPicPr>
-                  </pic:nvPicPr>
-                  <pic:blipFill>
-                    <a:blip r:embed="rId28"/>
-                    <a:stretch>
-                      <a:fillRect/>
-                    </a:stretch>
-                  </pic:blipFill>
-                  <pic:spPr bwMode="auto">
-                    <a:xfrm>
-                      <a:off x="0" y="0"/>
-                      <a:ext cx="984738" cy="666686"/>
-                    </a:xfrm>
-                    <a:prstGeom prst="rect">
-                      <a:avLst/>
-                    </a:prstGeom>
-                    <a:noFill/>
-                    <a:ln w="9525">
-                      <a:noFill/>
-                      <a:headEnd/>
-                      <a:tailEnd/>
-                    </a:ln>
-                  </pic:spPr>
-                </pic:pic>
-              </a:graphicData>
-            </a:graphic>
-          </wp:inline>
-        </w:drawing>
-      </w:r>
-      <w:r>
-        <w:t xml:space="preserve"> </w:t>
-      </w:r>
-      <w:r>
-        <w:t xml:space="preserve">Default pCunPCC 7 0.061 [ 0.030, 0.091]</w:t>
-      </w:r>
-      <w:r>
-        <w:t xml:space="preserve"> </w:t>
-      </w:r>
-      <w:r>
-        <w:drawing>
-          <wp:inline>
-            <wp:extent cx="984738" cy="666686"/>
-            <wp:effectExtent b="0" l="0" r="0" t="0"/>
-            <wp:docPr descr="" title="" id="1" name="Picture"/>
-            <a:graphic>
-              <a:graphicData uri="http://schemas.openxmlformats.org/drawingml/2006/picture">
-                <pic:pic>
-                  <pic:nvPicPr>
-                    <pic:cNvPr descr="plots/parcel_icons/7Networks_LH_Default_pCunPCC_7_medial.png" id="0" name="Picture"/>
-                    <pic:cNvPicPr>
-                      <a:picLocks noChangeArrowheads="1" noChangeAspect="1"/>
-                    </pic:cNvPicPr>
-                  </pic:nvPicPr>
-                  <pic:blipFill>
-                    <a:blip r:embed="rId29"/>
-                    <a:stretch>
-                      <a:fillRect/>
-                    </a:stretch>
-                  </pic:blipFill>
-                  <pic:spPr bwMode="auto">
-                    <a:xfrm>
-                      <a:off x="0" y="0"/>
-                      <a:ext cx="984738" cy="666686"/>
-                    </a:xfrm>
-                    <a:prstGeom prst="rect">
-                      <a:avLst/>
-                    </a:prstGeom>
-                    <a:noFill/>
-                    <a:ln w="9525">
-                      <a:noFill/>
-                      <a:headEnd/>
-                      <a:tailEnd/>
-                    </a:ln>
-                  </pic:spPr>
-                </pic:pic>
-              </a:graphicData>
-            </a:graphic>
-          </wp:inline>
-        </w:drawing>
-      </w:r>
-      <w:r>
-        <w:t xml:space="preserve"> </w:t>
-      </w:r>
-      <w:r>
-        <w:t xml:space="preserve">Default pCunPCC 8 0.060 [ 0.030, 0.090]</w:t>
-      </w:r>
-      <w:r>
-        <w:t xml:space="preserve"> </w:t>
-      </w:r>
-      <w:r>
-        <w:drawing>
-          <wp:inline>
-            <wp:extent cx="984738" cy="666686"/>
-            <wp:effectExtent b="0" l="0" r="0" t="0"/>
-            <wp:docPr descr="" title="" id="1" name="Picture"/>
-            <a:graphic>
-              <a:graphicData uri="http://schemas.openxmlformats.org/drawingml/2006/picture">
-                <pic:pic>
-                  <pic:nvPicPr>
-                    <pic:cNvPr descr="plots/parcel_icons/7Networks_LH_Default_pCunPCC_8_medial.png" id="0" name="Picture"/>
-                    <pic:cNvPicPr>
-                      <a:picLocks noChangeArrowheads="1" noChangeAspect="1"/>
-                    </pic:cNvPicPr>
-                  </pic:nvPicPr>
-                  <pic:blipFill>
-                    <a:blip r:embed="rId30"/>
-                    <a:stretch>
-                      <a:fillRect/>
-                    </a:stretch>
-                  </pic:blipFill>
-                  <pic:spPr bwMode="auto">
-                    <a:xfrm>
-                      <a:off x="0" y="0"/>
-                      <a:ext cx="984738" cy="666686"/>
-                    </a:xfrm>
-                    <a:prstGeom prst="rect">
-                      <a:avLst/>
-                    </a:prstGeom>
-                    <a:noFill/>
-                    <a:ln w="9525">
-                      <a:noFill/>
-                      <a:headEnd/>
-                      <a:tailEnd/>
-                    </a:ln>
-                  </pic:spPr>
-                </pic:pic>
-              </a:graphicData>
-            </a:graphic>
-          </wp:inline>
-        </w:drawing>
-      </w:r>
-      <w:r>
-        <w:t xml:space="preserve"> </w:t>
-      </w:r>
-      <w:r>
-        <w:t xml:space="preserve">Default pCunPCC 10 0.036 [ 0.008, 0.062]</w:t>
-      </w:r>
-      <w:r>
-        <w:t xml:space="preserve"> </w:t>
-      </w:r>
-      <w:r>
-        <w:drawing>
-          <wp:inline>
-            <wp:extent cx="984738" cy="666686"/>
-            <wp:effectExtent b="0" l="0" r="0" t="0"/>
-            <wp:docPr descr="" title="" id="1" name="Picture"/>
-            <a:graphic>
-              <a:graphicData uri="http://schemas.openxmlformats.org/drawingml/2006/picture">
-                <pic:pic>
-                  <pic:nvPicPr>
-                    <pic:cNvPr descr="plots/parcel_icons/7Networks_LH_Default_pCunPCC_10_medial.png" id="0" name="Picture"/>
-                    <pic:cNvPicPr>
-                      <a:picLocks noChangeArrowheads="1" noChangeAspect="1"/>
-                    </pic:cNvPicPr>
-                  </pic:nvPicPr>
-                  <pic:blipFill>
-                    <a:blip r:embed="rId31"/>
-                    <a:stretch>
-                      <a:fillRect/>
-                    </a:stretch>
-                  </pic:blipFill>
-                  <pic:spPr bwMode="auto">
-                    <a:xfrm>
-                      <a:off x="0" y="0"/>
-                      <a:ext cx="984738" cy="666686"/>
-                    </a:xfrm>
-                    <a:prstGeom prst="rect">
-                      <a:avLst/>
-                    </a:prstGeom>
-                    <a:noFill/>
-                    <a:ln w="9525">
-                      <a:noFill/>
-                      <a:headEnd/>
-                      <a:tailEnd/>
-                    </a:ln>
-                  </pic:spPr>
-                </pic:pic>
-              </a:graphicData>
-            </a:graphic>
-          </wp:inline>
-        </w:drawing>
-      </w:r>
-      <w:r>
-        <w:t xml:space="preserve"> </w:t>
-      </w:r>
-      <w:r>
-        <w:t xml:space="preserve">SalVentAttn FrOperIns 5 -0.039 [-0.070, -0.010]</w:t>
-      </w:r>
-      <w:r>
-        <w:t xml:space="preserve"> </w:t>
-      </w:r>
-      <w:r>
-        <w:drawing>
-          <wp:inline>
-            <wp:extent cx="984738" cy="666686"/>
-            <wp:effectExtent b="0" l="0" r="0" t="0"/>
-            <wp:docPr descr="" title="" id="1" name="Picture"/>
-            <a:graphic>
-              <a:graphicData uri="http://schemas.openxmlformats.org/drawingml/2006/picture">
-                <pic:pic>
-                  <pic:nvPicPr>
-                    <pic:cNvPr descr="plots/parcel_icons/7Networks_RH_SalVentAttn_FrOperIns_5_lateral.png" id="0" name="Picture"/>
-                    <pic:cNvPicPr>
-                      <a:picLocks noChangeArrowheads="1" noChangeAspect="1"/>
-                    </pic:cNvPicPr>
-                  </pic:nvPicPr>
-                  <pic:blipFill>
-                    <a:blip r:embed="rId32"/>
-                    <a:stretch>
-                      <a:fillRect/>
-                    </a:stretch>
-                  </pic:blipFill>
-                  <pic:spPr bwMode="auto">
-                    <a:xfrm>
-                      <a:off x="0" y="0"/>
-                      <a:ext cx="984738" cy="666686"/>
-                    </a:xfrm>
-                    <a:prstGeom prst="rect">
-                      <a:avLst/>
-                    </a:prstGeom>
-                    <a:noFill/>
-                    <a:ln w="9525">
-                      <a:noFill/>
-                      <a:headEnd/>
-                      <a:tailEnd/>
-                    </a:ln>
-                  </pic:spPr>
-                </pic:pic>
-              </a:graphicData>
-            </a:graphic>
-          </wp:inline>
-        </w:drawing>
-      </w:r>
-      <w:r>
-        <w:t xml:space="preserve"> </w:t>
-      </w:r>
-      <w:r>
-        <w:t xml:space="preserve">SalVentAttn Med 2 -0.042 [-0.068, -0.016]</w:t>
-      </w:r>
-      <w:r>
-        <w:t xml:space="preserve"> </w:t>
-      </w:r>
-      <w:r>
-        <w:drawing>
-          <wp:inline>
-            <wp:extent cx="984738" cy="666686"/>
-            <wp:effectExtent b="0" l="0" r="0" t="0"/>
-            <wp:docPr descr="" title="" id="1" name="Picture"/>
-            <a:graphic>
-              <a:graphicData uri="http://schemas.openxmlformats.org/drawingml/2006/picture">
-                <pic:pic>
-                  <pic:nvPicPr>
-                    <pic:cNvPr descr="plots/parcel_icons/7Networks_RH_SalVentAttn_Med_2_medial.png" id="0" name="Picture"/>
-                    <pic:cNvPicPr>
-                      <a:picLocks noChangeArrowheads="1" noChangeAspect="1"/>
-                    </pic:cNvPicPr>
-                  </pic:nvPicPr>
-                  <pic:blipFill>
-                    <a:blip r:embed="rId33"/>
-                    <a:stretch>
-                      <a:fillRect/>
-                    </a:stretch>
-                  </pic:blipFill>
-                  <pic:spPr bwMode="auto">
-                    <a:xfrm>
-                      <a:off x="0" y="0"/>
-                      <a:ext cx="984738" cy="666686"/>
-                    </a:xfrm>
-                    <a:prstGeom prst="rect">
-                      <a:avLst/>
-                    </a:prstGeom>
-                    <a:noFill/>
-                    <a:ln w="9525">
-                      <a:noFill/>
-                      <a:headEnd/>
-                      <a:tailEnd/>
-                    </a:ln>
-                  </pic:spPr>
-                </pic:pic>
-              </a:graphicData>
-            </a:graphic>
-          </wp:inline>
-        </w:drawing>
-      </w:r>
-      <w:r>
-        <w:t xml:space="preserve"> </w:t>
-      </w:r>
-      <w:r>
-        <w:t xml:space="preserve">Cont Temp 1 0.034 [ 0.010, 0.059]</w:t>
-      </w:r>
-      <w:r>
-        <w:t xml:space="preserve"> </w:t>
-      </w:r>
-      <w:r>
-        <w:drawing>
-          <wp:inline>
-            <wp:extent cx="984738" cy="666686"/>
-            <wp:effectExtent b="0" l="0" r="0" t="0"/>
-            <wp:docPr descr="" title="" id="1" name="Picture"/>
-            <a:graphic>
-              <a:graphicData uri="http://schemas.openxmlformats.org/drawingml/2006/picture">
-                <pic:pic>
-                  <pic:nvPicPr>
-                    <pic:cNvPr descr="plots/parcel_icons/7Networks_RH_Cont_Temp_1_lateral.png" id="0" name="Picture"/>
-                    <pic:cNvPicPr>
-                      <a:picLocks noChangeArrowheads="1" noChangeAspect="1"/>
-                    </pic:cNvPicPr>
-                  </pic:nvPicPr>
-                  <pic:blipFill>
-                    <a:blip r:embed="rId34"/>
-                    <a:stretch>
-                      <a:fillRect/>
-                    </a:stretch>
-                  </pic:blipFill>
-                  <pic:spPr bwMode="auto">
-                    <a:xfrm>
-                      <a:off x="0" y="0"/>
-                      <a:ext cx="984738" cy="666686"/>
-                    </a:xfrm>
-                    <a:prstGeom prst="rect">
-                      <a:avLst/>
-                    </a:prstGeom>
-                    <a:noFill/>
-                    <a:ln w="9525">
-                      <a:noFill/>
-                      <a:headEnd/>
-                      <a:tailEnd/>
-                    </a:ln>
-                  </pic:spPr>
-                </pic:pic>
-              </a:graphicData>
-            </a:graphic>
-          </wp:inline>
-        </w:drawing>
-      </w:r>
-      <w:r>
-        <w:t xml:space="preserve"> </w:t>
-      </w:r>
-      <w:r>
-        <w:t xml:space="preserve">Default PFCdPFCm 10 0.031 [ 0.007, 0.056]</w:t>
-      </w:r>
-      <w:r>
-        <w:t xml:space="preserve"> </w:t>
-      </w:r>
-      <w:r>
-        <w:drawing>
-          <wp:inline>
-            <wp:extent cx="984738" cy="666686"/>
-            <wp:effectExtent b="0" l="0" r="0" t="0"/>
-            <wp:docPr descr="" title="" id="1" name="Picture"/>
-            <a:graphic>
-              <a:graphicData uri="http://schemas.openxmlformats.org/drawingml/2006/picture">
-                <pic:pic>
-                  <pic:nvPicPr>
-                    <pic:cNvPr descr="plots/parcel_icons/7Networks_RH_Default_PFCdPFCm_10_lateral.png" id="0" name="Picture"/>
-                    <pic:cNvPicPr>
-                      <a:picLocks noChangeArrowheads="1" noChangeAspect="1"/>
-                    </pic:cNvPicPr>
-                  </pic:nvPicPr>
-                  <pic:blipFill>
-                    <a:blip r:embed="rId35"/>
-                    <a:stretch>
-                      <a:fillRect/>
-                    </a:stretch>
-                  </pic:blipFill>
-                  <pic:spPr bwMode="auto">
-                    <a:xfrm>
-                      <a:off x="0" y="0"/>
-                      <a:ext cx="984738" cy="666686"/>
-                    </a:xfrm>
-                    <a:prstGeom prst="rect">
-                      <a:avLst/>
-                    </a:prstGeom>
-                    <a:noFill/>
-                    <a:ln w="9525">
-                      <a:noFill/>
-                      <a:headEnd/>
-                      <a:tailEnd/>
-                    </a:ln>
-                  </pic:spPr>
-                </pic:pic>
-              </a:graphicData>
-            </a:graphic>
-          </wp:inline>
-        </w:drawing>
-      </w:r>
-      <w:r>
-        <w:t xml:space="preserve"> </w:t>
-      </w:r>
-      <w:r>
-        <w:t xml:space="preserve">Default PFCdPFCm 12 0.040 [ 0.017, 0.063]</w:t>
-      </w:r>
-      <w:r>
-        <w:t xml:space="preserve"> </w:t>
-      </w:r>
-      <w:r>
-        <w:drawing>
-          <wp:inline>
-            <wp:extent cx="984738" cy="666686"/>
-            <wp:effectExtent b="0" l="0" r="0" t="0"/>
-            <wp:docPr descr="" title="" id="1" name="Picture"/>
-            <a:graphic>
-              <a:graphicData uri="http://schemas.openxmlformats.org/drawingml/2006/picture">
-                <pic:pic>
-                  <pic:nvPicPr>
-                    <pic:cNvPr descr="plots/parcel_icons/7Networks_RH_Default_PFCdPFCm_12_lateral.png" id="0" name="Picture"/>
-                    <pic:cNvPicPr>
-                      <a:picLocks noChangeArrowheads="1" noChangeAspect="1"/>
-                    </pic:cNvPicPr>
-                  </pic:nvPicPr>
-                  <pic:blipFill>
-                    <a:blip r:embed="rId36"/>
-                    <a:stretch>
-                      <a:fillRect/>
-                    </a:stretch>
-                  </pic:blipFill>
-                  <pic:spPr bwMode="auto">
-                    <a:xfrm>
-                      <a:off x="0" y="0"/>
-                      <a:ext cx="984738" cy="666686"/>
-                    </a:xfrm>
-                    <a:prstGeom prst="rect">
-                      <a:avLst/>
-                    </a:prstGeom>
-                    <a:noFill/>
-                    <a:ln w="9525">
-                      <a:noFill/>
-                      <a:headEnd/>
-                      <a:tailEnd/>
-                    </a:ln>
-                  </pic:spPr>
-                </pic:pic>
-              </a:graphicData>
-            </a:graphic>
-          </wp:inline>
-        </w:drawing>
-      </w:r>
-      <w:r>
-        <w:t xml:space="preserve"> </w:t>
-      </w:r>
-      <w:r>
-        <w:t xml:space="preserve">Default pCunPCC 6 0.060 [ 0.029, 0.091]</w:t>
-      </w:r>
-      <w:r>
-        <w:t xml:space="preserve"> </w:t>
-      </w:r>
-      <w:r>
-        <w:drawing>
-          <wp:inline>
-            <wp:extent cx="984738" cy="666686"/>
-            <wp:effectExtent b="0" l="0" r="0" t="0"/>
-            <wp:docPr descr="" title="" id="1" name="Picture"/>
-            <a:graphic>
-              <a:graphicData uri="http://schemas.openxmlformats.org/drawingml/2006/picture">
-                <pic:pic>
-                  <pic:nvPicPr>
-                    <pic:cNvPr descr="plots/parcel_icons/7Networks_RH_Default_pCunPCC_6_medial.png" id="0" name="Picture"/>
-                    <pic:cNvPicPr>
-                      <a:picLocks noChangeArrowheads="1" noChangeAspect="1"/>
-                    </pic:cNvPicPr>
-                  </pic:nvPicPr>
-                  <pic:blipFill>
-                    <a:blip r:embed="rId37"/>
-                    <a:stretch>
-                      <a:fillRect/>
-                    </a:stretch>
-                  </pic:blipFill>
-                  <pic:spPr bwMode="auto">
-                    <a:xfrm>
-                      <a:off x="0" y="0"/>
-                      <a:ext cx="984738" cy="666686"/>
-                    </a:xfrm>
-                    <a:prstGeom prst="rect">
-                      <a:avLst/>
-                    </a:prstGeom>
-                    <a:noFill/>
-                    <a:ln w="9525">
-                      <a:noFill/>
-                      <a:headEnd/>
-                      <a:tailEnd/>
-                    </a:ln>
-                  </pic:spPr>
-                </pic:pic>
-              </a:graphicData>
-            </a:graphic>
-          </wp:inline>
-        </w:drawing>
-      </w:r>
-      <w:r>
-        <w:t xml:space="preserve"> </w:t>
-      </w:r>
-      <w:r>
-        <w:t xml:space="preserve">——————————————————————————————————————————————-</w:t>
-      </w:r>
-      <w:r>
-        <w:t xml:space="preserve">”</w:t>
-      </w:r>
-      <w:r>
-        <w:t xml:space="preserve"> </w:t>
-      </w:r>
-      <w:r>
-        <w:t xml:space="preserve">attr(,</w:t>
-      </w:r>
-      <w:r>
-        <w:t xml:space="preserve">“</w:t>
-      </w:r>
-      <w:r>
-        <w:t xml:space="preserve">class</w:t>
-      </w:r>
-      <w:r>
-        <w:t xml:space="preserve">”</w:t>
-      </w:r>
-      <w:r>
-        <w:t xml:space="preserve">)</w:t>
-      </w:r>
-      <w:r>
-        <w:t xml:space="preserve"> </w:t>
-      </w:r>
-      <w:r>
-        <w:t xml:space="preserve">[1]</w:t>
-      </w:r>
-      <w:r>
-        <w:t xml:space="preserve"> </w:t>
-      </w:r>
-      <w:r>
-        <w:t xml:space="preserve">“</w:t>
-      </w:r>
-      <w:r>
-        <w:t xml:space="preserve">knit_asis</w:t>
-      </w:r>
-      <w:r>
-        <w:t xml:space="preserve">”</w:t>
-      </w:r>
-      <w:r>
-        <w:t xml:space="preserve"> </w:t>
-      </w:r>
-      <w:r>
-        <w:t xml:space="preserve">attr(,</w:t>
-      </w:r>
-      <w:r>
-        <w:t xml:space="preserve">“</w:t>
-      </w:r>
-      <w:r>
-        <w:t xml:space="preserve">knit_cacheable</w:t>
-      </w:r>
-      <w:r>
-        <w:t xml:space="preserve">”</w:t>
-      </w:r>
-      <w:r>
-        <w:t xml:space="preserve">)</w:t>
-      </w:r>
-      <w:r>
-        <w:t xml:space="preserve"> </w:t>
-      </w:r>
-      <w:r>
-        <w:t xml:space="preserve">[1] NA</w:t>
+        <w:t xml:space="preserve">% Tue Jul 26 16:33:23 2022</w:t>
       </w:r>
     </w:p>
+    <w:tbl>
+      <w:tblPr>
+        <w:tblStyle w:val="Table"/>
+        <w:tblW w:type="pct" w:w="5000"/>
+        <w:tblLook w:firstRow="1" w:lastRow="0" w:firstColumn="0" w:lastColumn="0" w:noHBand="0" w:noVBand="0" w:val="0020"/>
+      </w:tblPr>
+      <w:tblGrid>
+        <w:gridCol w:w="735"/>
+        <w:gridCol w:w="1470"/>
+        <w:gridCol w:w="1470"/>
+        <w:gridCol w:w="4242"/>
+      </w:tblGrid>
+      <w:tr>
+        <w:trPr>
+          <w:tblHeader w:val="true"/>
+        </w:trPr>
+        <w:tc>
+          <w:tcPr/>
+          <w:p>
+            <w:pPr>
+              <w:pStyle w:val="Compact"/>
+              <w:jc w:val="left"/>
+            </w:pPr>
+            <w:r>
+              <w:t xml:space="preserve">Hemisphere</w:t>
+            </w:r>
+          </w:p>
+        </w:tc>
+        <w:tc>
+          <w:tcPr/>
+          <w:p>
+            <w:pPr>
+              <w:pStyle w:val="Compact"/>
+              <w:jc w:val="left"/>
+            </w:pPr>
+            <w:r>
+              <w:t xml:space="preserve">Parcel Label</w:t>
+            </w:r>
+          </w:p>
+        </w:tc>
+        <w:tc>
+          <w:tcPr/>
+          <w:p>
+            <w:pPr>
+              <w:pStyle w:val="Compact"/>
+              <w:jc w:val="right"/>
+            </w:pPr>
+            <w:r>
+              <w:t xml:space="preserve">Estimate [95% CI]</w:t>
+            </w:r>
+          </w:p>
+        </w:tc>
+        <w:tc>
+          <w:tcPr/>
+          <w:p>
+            <w:pPr>
+              <w:pStyle w:val="Compact"/>
+              <w:jc w:val="center"/>
+            </w:pPr>
+            <w:r>
+              <w:t xml:space="preserve">Location</w:t>
+            </w:r>
+          </w:p>
+        </w:tc>
+      </w:tr>
+      <w:tr>
+        <w:tc>
+          <w:tcPr/>
+          <w:p>
+            <w:pPr>
+              <w:pStyle w:val="Compact"/>
+              <w:jc w:val="left"/>
+            </w:pPr>
+            <w:r>
+              <w:t xml:space="preserve">Left</w:t>
+            </w:r>
+          </w:p>
+        </w:tc>
+        <w:tc>
+          <w:tcPr/>
+          <w:p>
+            <w:pPr>
+              <w:pStyle w:val="Compact"/>
+              <w:jc w:val="left"/>
+            </w:pPr>
+            <w:r>
+              <w:t xml:space="preserve">DorsAttn Post 6</w:t>
+            </w:r>
+          </w:p>
+        </w:tc>
+        <w:tc>
+          <w:tcPr/>
+          <w:p>
+            <w:pPr>
+              <w:pStyle w:val="Compact"/>
+              <w:jc w:val="right"/>
+            </w:pPr>
+            <w:r>
+              <w:t xml:space="preserve">-0.032 [-0.058, -0.006]</w:t>
+            </w:r>
+          </w:p>
+        </w:tc>
+        <w:tc>
+          <w:tcPr/>
+          <w:p>
+            <w:pPr>
+              <w:pStyle w:val="Compact"/>
+              <w:jc w:val="center"/>
+            </w:pPr>
+            <w:r>
+              <w:drawing>
+                <wp:inline>
+                  <wp:extent cx="984738" cy="666686"/>
+                  <wp:effectExtent b="0" l="0" r="0" t="0"/>
+                  <wp:docPr descr="" title="" id="1" name="Picture"/>
+                  <a:graphic>
+                    <a:graphicData uri="http://schemas.openxmlformats.org/drawingml/2006/picture">
+                      <pic:pic>
+                        <pic:nvPicPr>
+                          <pic:cNvPr descr="plots/parcel_icons/7Networks_LH_DorsAttn_Post_6_lateral.png" id="0" name="Picture"/>
+                          <pic:cNvPicPr>
+                            <a:picLocks noChangeArrowheads="1" noChangeAspect="1"/>
+                          </pic:cNvPicPr>
+                        </pic:nvPicPr>
+                        <pic:blipFill>
+                          <a:blip r:embed="rId20"/>
+                          <a:stretch>
+                            <a:fillRect/>
+                          </a:stretch>
+                        </pic:blipFill>
+                        <pic:spPr bwMode="auto">
+                          <a:xfrm>
+                            <a:off x="0" y="0"/>
+                            <a:ext cx="984738" cy="666686"/>
+                          </a:xfrm>
+                          <a:prstGeom prst="rect">
+                            <a:avLst/>
+                          </a:prstGeom>
+                          <a:noFill/>
+                          <a:ln w="9525">
+                            <a:noFill/>
+                            <a:headEnd/>
+                            <a:tailEnd/>
+                          </a:ln>
+                        </pic:spPr>
+                      </pic:pic>
+                    </a:graphicData>
+                  </a:graphic>
+                </wp:inline>
+              </w:drawing>
+            </w:r>
+          </w:p>
+        </w:tc>
+      </w:tr>
+      <w:tr>
+        <w:tc>
+          <w:tcPr/>
+          <w:p>
+            <w:pPr>
+              <w:pStyle w:val="Compact"/>
+              <w:jc w:val="left"/>
+            </w:pPr>
+            <w:r>
+              <w:t xml:space="preserve">Left</w:t>
+            </w:r>
+          </w:p>
+        </w:tc>
+        <w:tc>
+          <w:tcPr/>
+          <w:p>
+            <w:pPr>
+              <w:pStyle w:val="Compact"/>
+              <w:jc w:val="left"/>
+            </w:pPr>
+            <w:r>
+              <w:t xml:space="preserve">DorsAttn Post 12</w:t>
+            </w:r>
+          </w:p>
+        </w:tc>
+        <w:tc>
+          <w:tcPr/>
+          <w:p>
+            <w:pPr>
+              <w:pStyle w:val="Compact"/>
+              <w:jc w:val="right"/>
+            </w:pPr>
+            <w:r>
+              <w:t xml:space="preserve">-0.029 [-0.049, -0.008]</w:t>
+            </w:r>
+          </w:p>
+        </w:tc>
+        <w:tc>
+          <w:tcPr/>
+          <w:p>
+            <w:pPr>
+              <w:pStyle w:val="Compact"/>
+              <w:jc w:val="center"/>
+            </w:pPr>
+            <w:r>
+              <w:drawing>
+                <wp:inline>
+                  <wp:extent cx="984738" cy="666686"/>
+                  <wp:effectExtent b="0" l="0" r="0" t="0"/>
+                  <wp:docPr descr="" title="" id="1" name="Picture"/>
+                  <a:graphic>
+                    <a:graphicData uri="http://schemas.openxmlformats.org/drawingml/2006/picture">
+                      <pic:pic>
+                        <pic:nvPicPr>
+                          <pic:cNvPr descr="plots/parcel_icons/7Networks_LH_DorsAttn_Post_12_lateral.png" id="0" name="Picture"/>
+                          <pic:cNvPicPr>
+                            <a:picLocks noChangeArrowheads="1" noChangeAspect="1"/>
+                          </pic:cNvPicPr>
+                        </pic:nvPicPr>
+                        <pic:blipFill>
+                          <a:blip r:embed="rId21"/>
+                          <a:stretch>
+                            <a:fillRect/>
+                          </a:stretch>
+                        </pic:blipFill>
+                        <pic:spPr bwMode="auto">
+                          <a:xfrm>
+                            <a:off x="0" y="0"/>
+                            <a:ext cx="984738" cy="666686"/>
+                          </a:xfrm>
+                          <a:prstGeom prst="rect">
+                            <a:avLst/>
+                          </a:prstGeom>
+                          <a:noFill/>
+                          <a:ln w="9525">
+                            <a:noFill/>
+                            <a:headEnd/>
+                            <a:tailEnd/>
+                          </a:ln>
+                        </pic:spPr>
+                      </pic:pic>
+                    </a:graphicData>
+                  </a:graphic>
+                </wp:inline>
+              </w:drawing>
+            </w:r>
+          </w:p>
+        </w:tc>
+      </w:tr>
+      <w:tr>
+        <w:tc>
+          <w:tcPr/>
+          <w:p>
+            <w:pPr>
+              <w:pStyle w:val="Compact"/>
+              <w:jc w:val="left"/>
+            </w:pPr>
+            <w:r>
+              <w:t xml:space="preserve">Left</w:t>
+            </w:r>
+          </w:p>
+        </w:tc>
+        <w:tc>
+          <w:tcPr/>
+          <w:p>
+            <w:pPr>
+              <w:pStyle w:val="Compact"/>
+              <w:jc w:val="left"/>
+            </w:pPr>
+            <w:r>
+              <w:t xml:space="preserve">SalVentAttn ParOper 3</w:t>
+            </w:r>
+          </w:p>
+        </w:tc>
+        <w:tc>
+          <w:tcPr/>
+          <w:p>
+            <w:pPr>
+              <w:pStyle w:val="Compact"/>
+              <w:jc w:val="right"/>
+            </w:pPr>
+            <w:r>
+              <w:t xml:space="preserve">-0.042 [-0.069, -0.016]</w:t>
+            </w:r>
+          </w:p>
+        </w:tc>
+        <w:tc>
+          <w:tcPr/>
+          <w:p>
+            <w:pPr>
+              <w:pStyle w:val="Compact"/>
+              <w:jc w:val="center"/>
+            </w:pPr>
+            <w:r>
+              <w:drawing>
+                <wp:inline>
+                  <wp:extent cx="984738" cy="666686"/>
+                  <wp:effectExtent b="0" l="0" r="0" t="0"/>
+                  <wp:docPr descr="" title="" id="1" name="Picture"/>
+                  <a:graphic>
+                    <a:graphicData uri="http://schemas.openxmlformats.org/drawingml/2006/picture">
+                      <pic:pic>
+                        <pic:nvPicPr>
+                          <pic:cNvPr descr="plots/parcel_icons/7Networks_LH_SalVentAttn_ParOper_3_lateral.png" id="0" name="Picture"/>
+                          <pic:cNvPicPr>
+                            <a:picLocks noChangeArrowheads="1" noChangeAspect="1"/>
+                          </pic:cNvPicPr>
+                        </pic:nvPicPr>
+                        <pic:blipFill>
+                          <a:blip r:embed="rId22"/>
+                          <a:stretch>
+                            <a:fillRect/>
+                          </a:stretch>
+                        </pic:blipFill>
+                        <pic:spPr bwMode="auto">
+                          <a:xfrm>
+                            <a:off x="0" y="0"/>
+                            <a:ext cx="984738" cy="666686"/>
+                          </a:xfrm>
+                          <a:prstGeom prst="rect">
+                            <a:avLst/>
+                          </a:prstGeom>
+                          <a:noFill/>
+                          <a:ln w="9525">
+                            <a:noFill/>
+                            <a:headEnd/>
+                            <a:tailEnd/>
+                          </a:ln>
+                        </pic:spPr>
+                      </pic:pic>
+                    </a:graphicData>
+                  </a:graphic>
+                </wp:inline>
+              </w:drawing>
+            </w:r>
+          </w:p>
+        </w:tc>
+      </w:tr>
+      <w:tr>
+        <w:tc>
+          <w:tcPr/>
+          <w:p>
+            <w:pPr>
+              <w:pStyle w:val="Compact"/>
+              <w:jc w:val="left"/>
+            </w:pPr>
+            <w:r>
+              <w:t xml:space="preserve">Left</w:t>
+            </w:r>
+          </w:p>
+        </w:tc>
+        <w:tc>
+          <w:tcPr/>
+          <w:p>
+            <w:pPr>
+              <w:pStyle w:val="Compact"/>
+              <w:jc w:val="left"/>
+            </w:pPr>
+            <w:r>
+              <w:t xml:space="preserve">SalVentAttn FrOperIns 5</w:t>
+            </w:r>
+          </w:p>
+        </w:tc>
+        <w:tc>
+          <w:tcPr/>
+          <w:p>
+            <w:pPr>
+              <w:pStyle w:val="Compact"/>
+              <w:jc w:val="right"/>
+            </w:pPr>
+            <w:r>
+              <w:t xml:space="preserve">-0.044 [-0.072, -0.015]</w:t>
+            </w:r>
+          </w:p>
+        </w:tc>
+        <w:tc>
+          <w:tcPr/>
+          <w:p>
+            <w:pPr>
+              <w:pStyle w:val="Compact"/>
+              <w:jc w:val="center"/>
+            </w:pPr>
+            <w:r>
+              <w:drawing>
+                <wp:inline>
+                  <wp:extent cx="984738" cy="666686"/>
+                  <wp:effectExtent b="0" l="0" r="0" t="0"/>
+                  <wp:docPr descr="" title="" id="1" name="Picture"/>
+                  <a:graphic>
+                    <a:graphicData uri="http://schemas.openxmlformats.org/drawingml/2006/picture">
+                      <pic:pic>
+                        <pic:nvPicPr>
+                          <pic:cNvPr descr="plots/parcel_icons/7Networks_LH_SalVentAttn_FrOperIns_5_lateral.png" id="0" name="Picture"/>
+                          <pic:cNvPicPr>
+                            <a:picLocks noChangeArrowheads="1" noChangeAspect="1"/>
+                          </pic:cNvPicPr>
+                        </pic:nvPicPr>
+                        <pic:blipFill>
+                          <a:blip r:embed="rId23"/>
+                          <a:stretch>
+                            <a:fillRect/>
+                          </a:stretch>
+                        </pic:blipFill>
+                        <pic:spPr bwMode="auto">
+                          <a:xfrm>
+                            <a:off x="0" y="0"/>
+                            <a:ext cx="984738" cy="666686"/>
+                          </a:xfrm>
+                          <a:prstGeom prst="rect">
+                            <a:avLst/>
+                          </a:prstGeom>
+                          <a:noFill/>
+                          <a:ln w="9525">
+                            <a:noFill/>
+                            <a:headEnd/>
+                            <a:tailEnd/>
+                          </a:ln>
+                        </pic:spPr>
+                      </pic:pic>
+                    </a:graphicData>
+                  </a:graphic>
+                </wp:inline>
+              </w:drawing>
+            </w:r>
+          </w:p>
+        </w:tc>
+      </w:tr>
+      <w:tr>
+        <w:tc>
+          <w:tcPr/>
+          <w:p>
+            <w:pPr>
+              <w:pStyle w:val="Compact"/>
+              <w:jc w:val="left"/>
+            </w:pPr>
+            <w:r>
+              <w:t xml:space="preserve">Left</w:t>
+            </w:r>
+          </w:p>
+        </w:tc>
+        <w:tc>
+          <w:tcPr/>
+          <w:p>
+            <w:pPr>
+              <w:pStyle w:val="Compact"/>
+              <w:jc w:val="left"/>
+            </w:pPr>
+            <w:r>
+              <w:t xml:space="preserve">SalVentAttn Med 2</w:t>
+            </w:r>
+          </w:p>
+        </w:tc>
+        <w:tc>
+          <w:tcPr/>
+          <w:p>
+            <w:pPr>
+              <w:pStyle w:val="Compact"/>
+              <w:jc w:val="right"/>
+            </w:pPr>
+            <w:r>
+              <w:t xml:space="preserve">-0.035 [-0.061, -0.008]</w:t>
+            </w:r>
+          </w:p>
+        </w:tc>
+        <w:tc>
+          <w:tcPr/>
+          <w:p>
+            <w:pPr>
+              <w:pStyle w:val="Compact"/>
+              <w:jc w:val="center"/>
+            </w:pPr>
+            <w:r>
+              <w:drawing>
+                <wp:inline>
+                  <wp:extent cx="984738" cy="666686"/>
+                  <wp:effectExtent b="0" l="0" r="0" t="0"/>
+                  <wp:docPr descr="" title="" id="1" name="Picture"/>
+                  <a:graphic>
+                    <a:graphicData uri="http://schemas.openxmlformats.org/drawingml/2006/picture">
+                      <pic:pic>
+                        <pic:nvPicPr>
+                          <pic:cNvPr descr="plots/parcel_icons/7Networks_LH_SalVentAttn_Med_2_medial.png" id="0" name="Picture"/>
+                          <pic:cNvPicPr>
+                            <a:picLocks noChangeArrowheads="1" noChangeAspect="1"/>
+                          </pic:cNvPicPr>
+                        </pic:nvPicPr>
+                        <pic:blipFill>
+                          <a:blip r:embed="rId24"/>
+                          <a:stretch>
+                            <a:fillRect/>
+                          </a:stretch>
+                        </pic:blipFill>
+                        <pic:spPr bwMode="auto">
+                          <a:xfrm>
+                            <a:off x="0" y="0"/>
+                            <a:ext cx="984738" cy="666686"/>
+                          </a:xfrm>
+                          <a:prstGeom prst="rect">
+                            <a:avLst/>
+                          </a:prstGeom>
+                          <a:noFill/>
+                          <a:ln w="9525">
+                            <a:noFill/>
+                            <a:headEnd/>
+                            <a:tailEnd/>
+                          </a:ln>
+                        </pic:spPr>
+                      </pic:pic>
+                    </a:graphicData>
+                  </a:graphic>
+                </wp:inline>
+              </w:drawing>
+            </w:r>
+          </w:p>
+        </w:tc>
+      </w:tr>
+      <w:tr>
+        <w:tc>
+          <w:tcPr/>
+          <w:p>
+            <w:pPr>
+              <w:pStyle w:val="Compact"/>
+              <w:jc w:val="left"/>
+            </w:pPr>
+            <w:r>
+              <w:t xml:space="preserve">Left</w:t>
+            </w:r>
+          </w:p>
+        </w:tc>
+        <w:tc>
+          <w:tcPr/>
+          <w:p>
+            <w:pPr>
+              <w:pStyle w:val="Compact"/>
+              <w:jc w:val="left"/>
+            </w:pPr>
+            <w:r>
+              <w:t xml:space="preserve">Default PFC 16</w:t>
+            </w:r>
+          </w:p>
+        </w:tc>
+        <w:tc>
+          <w:tcPr/>
+          <w:p>
+            <w:pPr>
+              <w:pStyle w:val="Compact"/>
+              <w:jc w:val="right"/>
+            </w:pPr>
+            <w:r>
+              <w:t xml:space="preserve">0.047 [ 0.022, 0.073]</w:t>
+            </w:r>
+          </w:p>
+        </w:tc>
+        <w:tc>
+          <w:tcPr/>
+          <w:p>
+            <w:pPr>
+              <w:pStyle w:val="Compact"/>
+              <w:jc w:val="center"/>
+            </w:pPr>
+            <w:r>
+              <w:drawing>
+                <wp:inline>
+                  <wp:extent cx="984738" cy="666686"/>
+                  <wp:effectExtent b="0" l="0" r="0" t="0"/>
+                  <wp:docPr descr="" title="" id="1" name="Picture"/>
+                  <a:graphic>
+                    <a:graphicData uri="http://schemas.openxmlformats.org/drawingml/2006/picture">
+                      <pic:pic>
+                        <pic:nvPicPr>
+                          <pic:cNvPr descr="plots/parcel_icons/7Networks_LH_Default_PFC_16_lateral.png" id="0" name="Picture"/>
+                          <pic:cNvPicPr>
+                            <a:picLocks noChangeArrowheads="1" noChangeAspect="1"/>
+                          </pic:cNvPicPr>
+                        </pic:nvPicPr>
+                        <pic:blipFill>
+                          <a:blip r:embed="rId25"/>
+                          <a:stretch>
+                            <a:fillRect/>
+                          </a:stretch>
+                        </pic:blipFill>
+                        <pic:spPr bwMode="auto">
+                          <a:xfrm>
+                            <a:off x="0" y="0"/>
+                            <a:ext cx="984738" cy="666686"/>
+                          </a:xfrm>
+                          <a:prstGeom prst="rect">
+                            <a:avLst/>
+                          </a:prstGeom>
+                          <a:noFill/>
+                          <a:ln w="9525">
+                            <a:noFill/>
+                            <a:headEnd/>
+                            <a:tailEnd/>
+                          </a:ln>
+                        </pic:spPr>
+                      </pic:pic>
+                    </a:graphicData>
+                  </a:graphic>
+                </wp:inline>
+              </w:drawing>
+            </w:r>
+          </w:p>
+        </w:tc>
+      </w:tr>
+      <w:tr>
+        <w:tc>
+          <w:tcPr/>
+          <w:p>
+            <w:pPr>
+              <w:pStyle w:val="Compact"/>
+              <w:jc w:val="left"/>
+            </w:pPr>
+            <w:r>
+              <w:t xml:space="preserve">Left</w:t>
+            </w:r>
+          </w:p>
+        </w:tc>
+        <w:tc>
+          <w:tcPr/>
+          <w:p>
+            <w:pPr>
+              <w:pStyle w:val="Compact"/>
+              <w:jc w:val="left"/>
+            </w:pPr>
+            <w:r>
+              <w:t xml:space="preserve">Default PFC 19</w:t>
+            </w:r>
+          </w:p>
+        </w:tc>
+        <w:tc>
+          <w:tcPr/>
+          <w:p>
+            <w:pPr>
+              <w:pStyle w:val="Compact"/>
+              <w:jc w:val="right"/>
+            </w:pPr>
+            <w:r>
+              <w:t xml:space="preserve">0.031 [ 0.010, 0.052]</w:t>
+            </w:r>
+          </w:p>
+        </w:tc>
+        <w:tc>
+          <w:tcPr/>
+          <w:p>
+            <w:pPr>
+              <w:pStyle w:val="Compact"/>
+              <w:jc w:val="center"/>
+            </w:pPr>
+            <w:r>
+              <w:drawing>
+                <wp:inline>
+                  <wp:extent cx="984738" cy="666686"/>
+                  <wp:effectExtent b="0" l="0" r="0" t="0"/>
+                  <wp:docPr descr="" title="" id="1" name="Picture"/>
+                  <a:graphic>
+                    <a:graphicData uri="http://schemas.openxmlformats.org/drawingml/2006/picture">
+                      <pic:pic>
+                        <pic:nvPicPr>
+                          <pic:cNvPr descr="plots/parcel_icons/7Networks_LH_Default_PFC_19_lateral.png" id="0" name="Picture"/>
+                          <pic:cNvPicPr>
+                            <a:picLocks noChangeArrowheads="1" noChangeAspect="1"/>
+                          </pic:cNvPicPr>
+                        </pic:nvPicPr>
+                        <pic:blipFill>
+                          <a:blip r:embed="rId26"/>
+                          <a:stretch>
+                            <a:fillRect/>
+                          </a:stretch>
+                        </pic:blipFill>
+                        <pic:spPr bwMode="auto">
+                          <a:xfrm>
+                            <a:off x="0" y="0"/>
+                            <a:ext cx="984738" cy="666686"/>
+                          </a:xfrm>
+                          <a:prstGeom prst="rect">
+                            <a:avLst/>
+                          </a:prstGeom>
+                          <a:noFill/>
+                          <a:ln w="9525">
+                            <a:noFill/>
+                            <a:headEnd/>
+                            <a:tailEnd/>
+                          </a:ln>
+                        </pic:spPr>
+                      </pic:pic>
+                    </a:graphicData>
+                  </a:graphic>
+                </wp:inline>
+              </w:drawing>
+            </w:r>
+          </w:p>
+        </w:tc>
+      </w:tr>
+      <w:tr>
+        <w:tc>
+          <w:tcPr/>
+          <w:p>
+            <w:pPr>
+              <w:pStyle w:val="Compact"/>
+              <w:jc w:val="left"/>
+            </w:pPr>
+            <w:r>
+              <w:t xml:space="preserve">Left</w:t>
+            </w:r>
+          </w:p>
+        </w:tc>
+        <w:tc>
+          <w:tcPr/>
+          <w:p>
+            <w:pPr>
+              <w:pStyle w:val="Compact"/>
+              <w:jc w:val="left"/>
+            </w:pPr>
+            <w:r>
+              <w:t xml:space="preserve">Default PFC 21</w:t>
+            </w:r>
+          </w:p>
+        </w:tc>
+        <w:tc>
+          <w:tcPr/>
+          <w:p>
+            <w:pPr>
+              <w:pStyle w:val="Compact"/>
+              <w:jc w:val="right"/>
+            </w:pPr>
+            <w:r>
+              <w:t xml:space="preserve">0.029 [ 0.007, 0.052]</w:t>
+            </w:r>
+          </w:p>
+        </w:tc>
+        <w:tc>
+          <w:tcPr/>
+          <w:p>
+            <w:pPr>
+              <w:pStyle w:val="Compact"/>
+              <w:jc w:val="center"/>
+            </w:pPr>
+            <w:r>
+              <w:drawing>
+                <wp:inline>
+                  <wp:extent cx="984738" cy="666686"/>
+                  <wp:effectExtent b="0" l="0" r="0" t="0"/>
+                  <wp:docPr descr="" title="" id="1" name="Picture"/>
+                  <a:graphic>
+                    <a:graphicData uri="http://schemas.openxmlformats.org/drawingml/2006/picture">
+                      <pic:pic>
+                        <pic:nvPicPr>
+                          <pic:cNvPr descr="plots/parcel_icons/7Networks_LH_Default_PFC_21_lateral.png" id="0" name="Picture"/>
+                          <pic:cNvPicPr>
+                            <a:picLocks noChangeArrowheads="1" noChangeAspect="1"/>
+                          </pic:cNvPicPr>
+                        </pic:nvPicPr>
+                        <pic:blipFill>
+                          <a:blip r:embed="rId27"/>
+                          <a:stretch>
+                            <a:fillRect/>
+                          </a:stretch>
+                        </pic:blipFill>
+                        <pic:spPr bwMode="auto">
+                          <a:xfrm>
+                            <a:off x="0" y="0"/>
+                            <a:ext cx="984738" cy="666686"/>
+                          </a:xfrm>
+                          <a:prstGeom prst="rect">
+                            <a:avLst/>
+                          </a:prstGeom>
+                          <a:noFill/>
+                          <a:ln w="9525">
+                            <a:noFill/>
+                            <a:headEnd/>
+                            <a:tailEnd/>
+                          </a:ln>
+                        </pic:spPr>
+                      </pic:pic>
+                    </a:graphicData>
+                  </a:graphic>
+                </wp:inline>
+              </w:drawing>
+            </w:r>
+          </w:p>
+        </w:tc>
+      </w:tr>
+      <w:tr>
+        <w:tc>
+          <w:tcPr/>
+          <w:p>
+            <w:pPr>
+              <w:pStyle w:val="Compact"/>
+              <w:jc w:val="left"/>
+            </w:pPr>
+            <w:r>
+              <w:t xml:space="preserve">Left</w:t>
+            </w:r>
+          </w:p>
+        </w:tc>
+        <w:tc>
+          <w:tcPr/>
+          <w:p>
+            <w:pPr>
+              <w:pStyle w:val="Compact"/>
+              <w:jc w:val="left"/>
+            </w:pPr>
+            <w:r>
+              <w:t xml:space="preserve">Default PFC 22</w:t>
+            </w:r>
+          </w:p>
+        </w:tc>
+        <w:tc>
+          <w:tcPr/>
+          <w:p>
+            <w:pPr>
+              <w:pStyle w:val="Compact"/>
+              <w:jc w:val="right"/>
+            </w:pPr>
+            <w:r>
+              <w:t xml:space="preserve">0.038 [ 0.015, 0.062]</w:t>
+            </w:r>
+          </w:p>
+        </w:tc>
+        <w:tc>
+          <w:tcPr/>
+          <w:p>
+            <w:pPr>
+              <w:pStyle w:val="Compact"/>
+              <w:jc w:val="center"/>
+            </w:pPr>
+            <w:r>
+              <w:drawing>
+                <wp:inline>
+                  <wp:extent cx="984738" cy="666686"/>
+                  <wp:effectExtent b="0" l="0" r="0" t="0"/>
+                  <wp:docPr descr="" title="" id="1" name="Picture"/>
+                  <a:graphic>
+                    <a:graphicData uri="http://schemas.openxmlformats.org/drawingml/2006/picture">
+                      <pic:pic>
+                        <pic:nvPicPr>
+                          <pic:cNvPr descr="plots/parcel_icons/7Networks_LH_Default_PFC_22_lateral.png" id="0" name="Picture"/>
+                          <pic:cNvPicPr>
+                            <a:picLocks noChangeArrowheads="1" noChangeAspect="1"/>
+                          </pic:cNvPicPr>
+                        </pic:nvPicPr>
+                        <pic:blipFill>
+                          <a:blip r:embed="rId28"/>
+                          <a:stretch>
+                            <a:fillRect/>
+                          </a:stretch>
+                        </pic:blipFill>
+                        <pic:spPr bwMode="auto">
+                          <a:xfrm>
+                            <a:off x="0" y="0"/>
+                            <a:ext cx="984738" cy="666686"/>
+                          </a:xfrm>
+                          <a:prstGeom prst="rect">
+                            <a:avLst/>
+                          </a:prstGeom>
+                          <a:noFill/>
+                          <a:ln w="9525">
+                            <a:noFill/>
+                            <a:headEnd/>
+                            <a:tailEnd/>
+                          </a:ln>
+                        </pic:spPr>
+                      </pic:pic>
+                    </a:graphicData>
+                  </a:graphic>
+                </wp:inline>
+              </w:drawing>
+            </w:r>
+          </w:p>
+        </w:tc>
+      </w:tr>
+      <w:tr>
+        <w:tc>
+          <w:tcPr/>
+          <w:p>
+            <w:pPr>
+              <w:pStyle w:val="Compact"/>
+              <w:jc w:val="left"/>
+            </w:pPr>
+            <w:r>
+              <w:t xml:space="preserve">Left</w:t>
+            </w:r>
+          </w:p>
+        </w:tc>
+        <w:tc>
+          <w:tcPr/>
+          <w:p>
+            <w:pPr>
+              <w:pStyle w:val="Compact"/>
+              <w:jc w:val="left"/>
+            </w:pPr>
+            <w:r>
+              <w:t xml:space="preserve">Default pCunPCC 7</w:t>
+            </w:r>
+          </w:p>
+        </w:tc>
+        <w:tc>
+          <w:tcPr/>
+          <w:p>
+            <w:pPr>
+              <w:pStyle w:val="Compact"/>
+              <w:jc w:val="right"/>
+            </w:pPr>
+            <w:r>
+              <w:t xml:space="preserve">0.061 [ 0.030, 0.091]</w:t>
+            </w:r>
+          </w:p>
+        </w:tc>
+        <w:tc>
+          <w:tcPr/>
+          <w:p>
+            <w:pPr>
+              <w:pStyle w:val="Compact"/>
+              <w:jc w:val="center"/>
+            </w:pPr>
+            <w:r>
+              <w:drawing>
+                <wp:inline>
+                  <wp:extent cx="984738" cy="666686"/>
+                  <wp:effectExtent b="0" l="0" r="0" t="0"/>
+                  <wp:docPr descr="" title="" id="1" name="Picture"/>
+                  <a:graphic>
+                    <a:graphicData uri="http://schemas.openxmlformats.org/drawingml/2006/picture">
+                      <pic:pic>
+                        <pic:nvPicPr>
+                          <pic:cNvPr descr="plots/parcel_icons/7Networks_LH_Default_pCunPCC_7_medial.png" id="0" name="Picture"/>
+                          <pic:cNvPicPr>
+                            <a:picLocks noChangeArrowheads="1" noChangeAspect="1"/>
+                          </pic:cNvPicPr>
+                        </pic:nvPicPr>
+                        <pic:blipFill>
+                          <a:blip r:embed="rId29"/>
+                          <a:stretch>
+                            <a:fillRect/>
+                          </a:stretch>
+                        </pic:blipFill>
+                        <pic:spPr bwMode="auto">
+                          <a:xfrm>
+                            <a:off x="0" y="0"/>
+                            <a:ext cx="984738" cy="666686"/>
+                          </a:xfrm>
+                          <a:prstGeom prst="rect">
+                            <a:avLst/>
+                          </a:prstGeom>
+                          <a:noFill/>
+                          <a:ln w="9525">
+                            <a:noFill/>
+                            <a:headEnd/>
+                            <a:tailEnd/>
+                          </a:ln>
+                        </pic:spPr>
+                      </pic:pic>
+                    </a:graphicData>
+                  </a:graphic>
+                </wp:inline>
+              </w:drawing>
+            </w:r>
+          </w:p>
+        </w:tc>
+      </w:tr>
+      <w:tr>
+        <w:tc>
+          <w:tcPr/>
+          <w:p>
+            <w:pPr>
+              <w:pStyle w:val="Compact"/>
+              <w:jc w:val="left"/>
+            </w:pPr>
+            <w:r>
+              <w:t xml:space="preserve">Left</w:t>
+            </w:r>
+          </w:p>
+        </w:tc>
+        <w:tc>
+          <w:tcPr/>
+          <w:p>
+            <w:pPr>
+              <w:pStyle w:val="Compact"/>
+              <w:jc w:val="left"/>
+            </w:pPr>
+            <w:r>
+              <w:t xml:space="preserve">Default pCunPCC 8</w:t>
+            </w:r>
+          </w:p>
+        </w:tc>
+        <w:tc>
+          <w:tcPr/>
+          <w:p>
+            <w:pPr>
+              <w:pStyle w:val="Compact"/>
+              <w:jc w:val="right"/>
+            </w:pPr>
+            <w:r>
+              <w:t xml:space="preserve">0.060 [ 0.030, 0.090]</w:t>
+            </w:r>
+          </w:p>
+        </w:tc>
+        <w:tc>
+          <w:tcPr/>
+          <w:p>
+            <w:pPr>
+              <w:pStyle w:val="Compact"/>
+              <w:jc w:val="center"/>
+            </w:pPr>
+            <w:r>
+              <w:drawing>
+                <wp:inline>
+                  <wp:extent cx="984738" cy="666686"/>
+                  <wp:effectExtent b="0" l="0" r="0" t="0"/>
+                  <wp:docPr descr="" title="" id="1" name="Picture"/>
+                  <a:graphic>
+                    <a:graphicData uri="http://schemas.openxmlformats.org/drawingml/2006/picture">
+                      <pic:pic>
+                        <pic:nvPicPr>
+                          <pic:cNvPr descr="plots/parcel_icons/7Networks_LH_Default_pCunPCC_8_medial.png" id="0" name="Picture"/>
+                          <pic:cNvPicPr>
+                            <a:picLocks noChangeArrowheads="1" noChangeAspect="1"/>
+                          </pic:cNvPicPr>
+                        </pic:nvPicPr>
+                        <pic:blipFill>
+                          <a:blip r:embed="rId30"/>
+                          <a:stretch>
+                            <a:fillRect/>
+                          </a:stretch>
+                        </pic:blipFill>
+                        <pic:spPr bwMode="auto">
+                          <a:xfrm>
+                            <a:off x="0" y="0"/>
+                            <a:ext cx="984738" cy="666686"/>
+                          </a:xfrm>
+                          <a:prstGeom prst="rect">
+                            <a:avLst/>
+                          </a:prstGeom>
+                          <a:noFill/>
+                          <a:ln w="9525">
+                            <a:noFill/>
+                            <a:headEnd/>
+                            <a:tailEnd/>
+                          </a:ln>
+                        </pic:spPr>
+                      </pic:pic>
+                    </a:graphicData>
+                  </a:graphic>
+                </wp:inline>
+              </w:drawing>
+            </w:r>
+          </w:p>
+        </w:tc>
+      </w:tr>
+      <w:tr>
+        <w:tc>
+          <w:tcPr/>
+          <w:p>
+            <w:pPr>
+              <w:pStyle w:val="Compact"/>
+              <w:jc w:val="left"/>
+            </w:pPr>
+            <w:r>
+              <w:t xml:space="preserve">Left</w:t>
+            </w:r>
+          </w:p>
+        </w:tc>
+        <w:tc>
+          <w:tcPr/>
+          <w:p>
+            <w:pPr>
+              <w:pStyle w:val="Compact"/>
+              <w:jc w:val="left"/>
+            </w:pPr>
+            <w:r>
+              <w:t xml:space="preserve">Default pCunPCC 10</w:t>
+            </w:r>
+          </w:p>
+        </w:tc>
+        <w:tc>
+          <w:tcPr/>
+          <w:p>
+            <w:pPr>
+              <w:pStyle w:val="Compact"/>
+              <w:jc w:val="right"/>
+            </w:pPr>
+            <w:r>
+              <w:t xml:space="preserve">0.036 [ 0.008, 0.062]</w:t>
+            </w:r>
+          </w:p>
+        </w:tc>
+        <w:tc>
+          <w:tcPr/>
+          <w:p>
+            <w:pPr>
+              <w:pStyle w:val="Compact"/>
+              <w:jc w:val="center"/>
+            </w:pPr>
+            <w:r>
+              <w:drawing>
+                <wp:inline>
+                  <wp:extent cx="984738" cy="666686"/>
+                  <wp:effectExtent b="0" l="0" r="0" t="0"/>
+                  <wp:docPr descr="" title="" id="1" name="Picture"/>
+                  <a:graphic>
+                    <a:graphicData uri="http://schemas.openxmlformats.org/drawingml/2006/picture">
+                      <pic:pic>
+                        <pic:nvPicPr>
+                          <pic:cNvPr descr="plots/parcel_icons/7Networks_LH_Default_pCunPCC_10_medial.png" id="0" name="Picture"/>
+                          <pic:cNvPicPr>
+                            <a:picLocks noChangeArrowheads="1" noChangeAspect="1"/>
+                          </pic:cNvPicPr>
+                        </pic:nvPicPr>
+                        <pic:blipFill>
+                          <a:blip r:embed="rId31"/>
+                          <a:stretch>
+                            <a:fillRect/>
+                          </a:stretch>
+                        </pic:blipFill>
+                        <pic:spPr bwMode="auto">
+                          <a:xfrm>
+                            <a:off x="0" y="0"/>
+                            <a:ext cx="984738" cy="666686"/>
+                          </a:xfrm>
+                          <a:prstGeom prst="rect">
+                            <a:avLst/>
+                          </a:prstGeom>
+                          <a:noFill/>
+                          <a:ln w="9525">
+                            <a:noFill/>
+                            <a:headEnd/>
+                            <a:tailEnd/>
+                          </a:ln>
+                        </pic:spPr>
+                      </pic:pic>
+                    </a:graphicData>
+                  </a:graphic>
+                </wp:inline>
+              </w:drawing>
+            </w:r>
+          </w:p>
+        </w:tc>
+      </w:tr>
+      <w:tr>
+        <w:tc>
+          <w:tcPr/>
+          <w:p>
+            <w:pPr>
+              <w:pStyle w:val="Compact"/>
+              <w:jc w:val="left"/>
+            </w:pPr>
+            <w:r>
+              <w:t xml:space="preserve">Right</w:t>
+            </w:r>
+          </w:p>
+        </w:tc>
+        <w:tc>
+          <w:tcPr/>
+          <w:p>
+            <w:pPr>
+              <w:pStyle w:val="Compact"/>
+              <w:jc w:val="left"/>
+            </w:pPr>
+            <w:r>
+              <w:t xml:space="preserve">SalVentAttn FrOperIns 5</w:t>
+            </w:r>
+          </w:p>
+        </w:tc>
+        <w:tc>
+          <w:tcPr/>
+          <w:p>
+            <w:pPr>
+              <w:pStyle w:val="Compact"/>
+              <w:jc w:val="right"/>
+            </w:pPr>
+            <w:r>
+              <w:t xml:space="preserve">-0.039 [-0.070, -0.010]</w:t>
+            </w:r>
+          </w:p>
+        </w:tc>
+        <w:tc>
+          <w:tcPr/>
+          <w:p>
+            <w:pPr>
+              <w:pStyle w:val="Compact"/>
+              <w:jc w:val="center"/>
+            </w:pPr>
+            <w:r>
+              <w:drawing>
+                <wp:inline>
+                  <wp:extent cx="984738" cy="666686"/>
+                  <wp:effectExtent b="0" l="0" r="0" t="0"/>
+                  <wp:docPr descr="" title="" id="1" name="Picture"/>
+                  <a:graphic>
+                    <a:graphicData uri="http://schemas.openxmlformats.org/drawingml/2006/picture">
+                      <pic:pic>
+                        <pic:nvPicPr>
+                          <pic:cNvPr descr="plots/parcel_icons/7Networks_RH_SalVentAttn_FrOperIns_5_lateral.png" id="0" name="Picture"/>
+                          <pic:cNvPicPr>
+                            <a:picLocks noChangeArrowheads="1" noChangeAspect="1"/>
+                          </pic:cNvPicPr>
+                        </pic:nvPicPr>
+                        <pic:blipFill>
+                          <a:blip r:embed="rId32"/>
+                          <a:stretch>
+                            <a:fillRect/>
+                          </a:stretch>
+                        </pic:blipFill>
+                        <pic:spPr bwMode="auto">
+                          <a:xfrm>
+                            <a:off x="0" y="0"/>
+                            <a:ext cx="984738" cy="666686"/>
+                          </a:xfrm>
+                          <a:prstGeom prst="rect">
+                            <a:avLst/>
+                          </a:prstGeom>
+                          <a:noFill/>
+                          <a:ln w="9525">
+                            <a:noFill/>
+                            <a:headEnd/>
+                            <a:tailEnd/>
+                          </a:ln>
+                        </pic:spPr>
+                      </pic:pic>
+                    </a:graphicData>
+                  </a:graphic>
+                </wp:inline>
+              </w:drawing>
+            </w:r>
+          </w:p>
+        </w:tc>
+      </w:tr>
+      <w:tr>
+        <w:tc>
+          <w:tcPr/>
+          <w:p>
+            <w:pPr>
+              <w:pStyle w:val="Compact"/>
+              <w:jc w:val="left"/>
+            </w:pPr>
+            <w:r>
+              <w:t xml:space="preserve">Right</w:t>
+            </w:r>
+          </w:p>
+        </w:tc>
+        <w:tc>
+          <w:tcPr/>
+          <w:p>
+            <w:pPr>
+              <w:pStyle w:val="Compact"/>
+              <w:jc w:val="left"/>
+            </w:pPr>
+            <w:r>
+              <w:t xml:space="preserve">SalVentAttn Med 2</w:t>
+            </w:r>
+          </w:p>
+        </w:tc>
+        <w:tc>
+          <w:tcPr/>
+          <w:p>
+            <w:pPr>
+              <w:pStyle w:val="Compact"/>
+              <w:jc w:val="right"/>
+            </w:pPr>
+            <w:r>
+              <w:t xml:space="preserve">-0.042 [-0.068, -0.016]</w:t>
+            </w:r>
+          </w:p>
+        </w:tc>
+        <w:tc>
+          <w:tcPr/>
+          <w:p>
+            <w:pPr>
+              <w:pStyle w:val="Compact"/>
+              <w:jc w:val="center"/>
+            </w:pPr>
+            <w:r>
+              <w:drawing>
+                <wp:inline>
+                  <wp:extent cx="984738" cy="666686"/>
+                  <wp:effectExtent b="0" l="0" r="0" t="0"/>
+                  <wp:docPr descr="" title="" id="1" name="Picture"/>
+                  <a:graphic>
+                    <a:graphicData uri="http://schemas.openxmlformats.org/drawingml/2006/picture">
+                      <pic:pic>
+                        <pic:nvPicPr>
+                          <pic:cNvPr descr="plots/parcel_icons/7Networks_RH_SalVentAttn_Med_2_medial.png" id="0" name="Picture"/>
+                          <pic:cNvPicPr>
+                            <a:picLocks noChangeArrowheads="1" noChangeAspect="1"/>
+                          </pic:cNvPicPr>
+                        </pic:nvPicPr>
+                        <pic:blipFill>
+                          <a:blip r:embed="rId33"/>
+                          <a:stretch>
+                            <a:fillRect/>
+                          </a:stretch>
+                        </pic:blipFill>
+                        <pic:spPr bwMode="auto">
+                          <a:xfrm>
+                            <a:off x="0" y="0"/>
+                            <a:ext cx="984738" cy="666686"/>
+                          </a:xfrm>
+                          <a:prstGeom prst="rect">
+                            <a:avLst/>
+                          </a:prstGeom>
+                          <a:noFill/>
+                          <a:ln w="9525">
+                            <a:noFill/>
+                            <a:headEnd/>
+                            <a:tailEnd/>
+                          </a:ln>
+                        </pic:spPr>
+                      </pic:pic>
+                    </a:graphicData>
+                  </a:graphic>
+                </wp:inline>
+              </w:drawing>
+            </w:r>
+          </w:p>
+        </w:tc>
+      </w:tr>
+      <w:tr>
+        <w:tc>
+          <w:tcPr/>
+          <w:p>
+            <w:pPr>
+              <w:pStyle w:val="Compact"/>
+              <w:jc w:val="left"/>
+            </w:pPr>
+            <w:r>
+              <w:t xml:space="preserve">Right</w:t>
+            </w:r>
+          </w:p>
+        </w:tc>
+        <w:tc>
+          <w:tcPr/>
+          <w:p>
+            <w:pPr>
+              <w:pStyle w:val="Compact"/>
+              <w:jc w:val="left"/>
+            </w:pPr>
+            <w:r>
+              <w:t xml:space="preserve">Cont Temp 1</w:t>
+            </w:r>
+          </w:p>
+        </w:tc>
+        <w:tc>
+          <w:tcPr/>
+          <w:p>
+            <w:pPr>
+              <w:pStyle w:val="Compact"/>
+              <w:jc w:val="right"/>
+            </w:pPr>
+            <w:r>
+              <w:t xml:space="preserve">0.034 [ 0.010, 0.059]</w:t>
+            </w:r>
+          </w:p>
+        </w:tc>
+        <w:tc>
+          <w:tcPr/>
+          <w:p>
+            <w:pPr>
+              <w:pStyle w:val="Compact"/>
+              <w:jc w:val="center"/>
+            </w:pPr>
+            <w:r>
+              <w:drawing>
+                <wp:inline>
+                  <wp:extent cx="984738" cy="666686"/>
+                  <wp:effectExtent b="0" l="0" r="0" t="0"/>
+                  <wp:docPr descr="" title="" id="1" name="Picture"/>
+                  <a:graphic>
+                    <a:graphicData uri="http://schemas.openxmlformats.org/drawingml/2006/picture">
+                      <pic:pic>
+                        <pic:nvPicPr>
+                          <pic:cNvPr descr="plots/parcel_icons/7Networks_RH_Cont_Temp_1_lateral.png" id="0" name="Picture"/>
+                          <pic:cNvPicPr>
+                            <a:picLocks noChangeArrowheads="1" noChangeAspect="1"/>
+                          </pic:cNvPicPr>
+                        </pic:nvPicPr>
+                        <pic:blipFill>
+                          <a:blip r:embed="rId34"/>
+                          <a:stretch>
+                            <a:fillRect/>
+                          </a:stretch>
+                        </pic:blipFill>
+                        <pic:spPr bwMode="auto">
+                          <a:xfrm>
+                            <a:off x="0" y="0"/>
+                            <a:ext cx="984738" cy="666686"/>
+                          </a:xfrm>
+                          <a:prstGeom prst="rect">
+                            <a:avLst/>
+                          </a:prstGeom>
+                          <a:noFill/>
+                          <a:ln w="9525">
+                            <a:noFill/>
+                            <a:headEnd/>
+                            <a:tailEnd/>
+                          </a:ln>
+                        </pic:spPr>
+                      </pic:pic>
+                    </a:graphicData>
+                  </a:graphic>
+                </wp:inline>
+              </w:drawing>
+            </w:r>
+          </w:p>
+        </w:tc>
+      </w:tr>
+      <w:tr>
+        <w:tc>
+          <w:tcPr/>
+          <w:p>
+            <w:pPr>
+              <w:pStyle w:val="Compact"/>
+              <w:jc w:val="left"/>
+            </w:pPr>
+            <w:r>
+              <w:t xml:space="preserve">Right</w:t>
+            </w:r>
+          </w:p>
+        </w:tc>
+        <w:tc>
+          <w:tcPr/>
+          <w:p>
+            <w:pPr>
+              <w:pStyle w:val="Compact"/>
+              <w:jc w:val="left"/>
+            </w:pPr>
+            <w:r>
+              <w:t xml:space="preserve">Default PFCdPFCm 10</w:t>
+            </w:r>
+          </w:p>
+        </w:tc>
+        <w:tc>
+          <w:tcPr/>
+          <w:p>
+            <w:pPr>
+              <w:pStyle w:val="Compact"/>
+              <w:jc w:val="right"/>
+            </w:pPr>
+            <w:r>
+              <w:t xml:space="preserve">0.031 [ 0.007, 0.056]</w:t>
+            </w:r>
+          </w:p>
+        </w:tc>
+        <w:tc>
+          <w:tcPr/>
+          <w:p>
+            <w:pPr>
+              <w:pStyle w:val="Compact"/>
+              <w:jc w:val="center"/>
+            </w:pPr>
+            <w:r>
+              <w:drawing>
+                <wp:inline>
+                  <wp:extent cx="984738" cy="666686"/>
+                  <wp:effectExtent b="0" l="0" r="0" t="0"/>
+                  <wp:docPr descr="" title="" id="1" name="Picture"/>
+                  <a:graphic>
+                    <a:graphicData uri="http://schemas.openxmlformats.org/drawingml/2006/picture">
+                      <pic:pic>
+                        <pic:nvPicPr>
+                          <pic:cNvPr descr="plots/parcel_icons/7Networks_RH_Default_PFCdPFCm_10_lateral.png" id="0" name="Picture"/>
+                          <pic:cNvPicPr>
+                            <a:picLocks noChangeArrowheads="1" noChangeAspect="1"/>
+                          </pic:cNvPicPr>
+                        </pic:nvPicPr>
+                        <pic:blipFill>
+                          <a:blip r:embed="rId35"/>
+                          <a:stretch>
+                            <a:fillRect/>
+                          </a:stretch>
+                        </pic:blipFill>
+                        <pic:spPr bwMode="auto">
+                          <a:xfrm>
+                            <a:off x="0" y="0"/>
+                            <a:ext cx="984738" cy="666686"/>
+                          </a:xfrm>
+                          <a:prstGeom prst="rect">
+                            <a:avLst/>
+                          </a:prstGeom>
+                          <a:noFill/>
+                          <a:ln w="9525">
+                            <a:noFill/>
+                            <a:headEnd/>
+                            <a:tailEnd/>
+                          </a:ln>
+                        </pic:spPr>
+                      </pic:pic>
+                    </a:graphicData>
+                  </a:graphic>
+                </wp:inline>
+              </w:drawing>
+            </w:r>
+          </w:p>
+        </w:tc>
+      </w:tr>
+      <w:tr>
+        <w:tc>
+          <w:tcPr/>
+          <w:p>
+            <w:pPr>
+              <w:pStyle w:val="Compact"/>
+              <w:jc w:val="left"/>
+            </w:pPr>
+            <w:r>
+              <w:t xml:space="preserve">Right</w:t>
+            </w:r>
+          </w:p>
+        </w:tc>
+        <w:tc>
+          <w:tcPr/>
+          <w:p>
+            <w:pPr>
+              <w:pStyle w:val="Compact"/>
+              <w:jc w:val="left"/>
+            </w:pPr>
+            <w:r>
+              <w:t xml:space="preserve">Default PFCdPFCm 12</w:t>
+            </w:r>
+          </w:p>
+        </w:tc>
+        <w:tc>
+          <w:tcPr/>
+          <w:p>
+            <w:pPr>
+              <w:pStyle w:val="Compact"/>
+              <w:jc w:val="right"/>
+            </w:pPr>
+            <w:r>
+              <w:t xml:space="preserve">0.040 [ 0.017, 0.063]</w:t>
+            </w:r>
+          </w:p>
+        </w:tc>
+        <w:tc>
+          <w:tcPr/>
+          <w:p>
+            <w:pPr>
+              <w:pStyle w:val="Compact"/>
+              <w:jc w:val="center"/>
+            </w:pPr>
+            <w:r>
+              <w:drawing>
+                <wp:inline>
+                  <wp:extent cx="984738" cy="666686"/>
+                  <wp:effectExtent b="0" l="0" r="0" t="0"/>
+                  <wp:docPr descr="" title="" id="1" name="Picture"/>
+                  <a:graphic>
+                    <a:graphicData uri="http://schemas.openxmlformats.org/drawingml/2006/picture">
+                      <pic:pic>
+                        <pic:nvPicPr>
+                          <pic:cNvPr descr="plots/parcel_icons/7Networks_RH_Default_PFCdPFCm_12_lateral.png" id="0" name="Picture"/>
+                          <pic:cNvPicPr>
+                            <a:picLocks noChangeArrowheads="1" noChangeAspect="1"/>
+                          </pic:cNvPicPr>
+                        </pic:nvPicPr>
+                        <pic:blipFill>
+                          <a:blip r:embed="rId36"/>
+                          <a:stretch>
+                            <a:fillRect/>
+                          </a:stretch>
+                        </pic:blipFill>
+                        <pic:spPr bwMode="auto">
+                          <a:xfrm>
+                            <a:off x="0" y="0"/>
+                            <a:ext cx="984738" cy="666686"/>
+                          </a:xfrm>
+                          <a:prstGeom prst="rect">
+                            <a:avLst/>
+                          </a:prstGeom>
+                          <a:noFill/>
+                          <a:ln w="9525">
+                            <a:noFill/>
+                            <a:headEnd/>
+                            <a:tailEnd/>
+                          </a:ln>
+                        </pic:spPr>
+                      </pic:pic>
+                    </a:graphicData>
+                  </a:graphic>
+                </wp:inline>
+              </w:drawing>
+            </w:r>
+          </w:p>
+        </w:tc>
+      </w:tr>
+      <w:tr>
+        <w:tc>
+          <w:tcPr/>
+          <w:p>
+            <w:pPr>
+              <w:pStyle w:val="Compact"/>
+              <w:jc w:val="left"/>
+            </w:pPr>
+            <w:r>
+              <w:t xml:space="preserve">Right</w:t>
+            </w:r>
+          </w:p>
+        </w:tc>
+        <w:tc>
+          <w:tcPr/>
+          <w:p>
+            <w:pPr>
+              <w:pStyle w:val="Compact"/>
+              <w:jc w:val="left"/>
+            </w:pPr>
+            <w:r>
+              <w:t xml:space="preserve">Default pCunPCC 6</w:t>
+            </w:r>
+          </w:p>
+        </w:tc>
+        <w:tc>
+          <w:tcPr/>
+          <w:p>
+            <w:pPr>
+              <w:pStyle w:val="Compact"/>
+              <w:jc w:val="right"/>
+            </w:pPr>
+            <w:r>
+              <w:t xml:space="preserve">0.060 [ 0.029, 0.091]</w:t>
+            </w:r>
+          </w:p>
+        </w:tc>
+        <w:tc>
+          <w:tcPr/>
+          <w:p>
+            <w:pPr>
+              <w:pStyle w:val="Compact"/>
+              <w:jc w:val="center"/>
+            </w:pPr>
+            <w:r>
+              <w:drawing>
+                <wp:inline>
+                  <wp:extent cx="984738" cy="666686"/>
+                  <wp:effectExtent b="0" l="0" r="0" t="0"/>
+                  <wp:docPr descr="" title="" id="1" name="Picture"/>
+                  <a:graphic>
+                    <a:graphicData uri="http://schemas.openxmlformats.org/drawingml/2006/picture">
+                      <pic:pic>
+                        <pic:nvPicPr>
+                          <pic:cNvPr descr="plots/parcel_icons/7Networks_RH_Default_pCunPCC_6_medial.png" id="0" name="Picture"/>
+                          <pic:cNvPicPr>
+                            <a:picLocks noChangeArrowheads="1" noChangeAspect="1"/>
+                          </pic:cNvPicPr>
+                        </pic:nvPicPr>
+                        <pic:blipFill>
+                          <a:blip r:embed="rId37"/>
+                          <a:stretch>
+                            <a:fillRect/>
+                          </a:stretch>
+                        </pic:blipFill>
+                        <pic:spPr bwMode="auto">
+                          <a:xfrm>
+                            <a:off x="0" y="0"/>
+                            <a:ext cx="984738" cy="666686"/>
+                          </a:xfrm>
+                          <a:prstGeom prst="rect">
+                            <a:avLst/>
+                          </a:prstGeom>
+                          <a:noFill/>
+                          <a:ln w="9525">
+                            <a:noFill/>
+                            <a:headEnd/>
+                            <a:tailEnd/>
+                          </a:ln>
+                        </pic:spPr>
+                      </pic:pic>
+                    </a:graphicData>
+                  </a:graphic>
+                </wp:inline>
+              </w:drawing>
+            </w:r>
+          </w:p>
+        </w:tc>
+      </w:tr>
+    </w:tbl>
     <w:sectPr/>
   </w:body>
 </w:document>
